--- a/docs/word/01_源荷失衡模型.docx
+++ b/docs/word/01_源荷失衡模型.docx
@@ -1029,7 +1029,97 @@
         <w:t xml:space="preserve">可调度（dispatchable）</w:t>
       </w:r>
       <w:r>
-        <w:t xml:space="preserve">机组，具有最小技术出力与爬坡限制。</w:t>
+        <w:t xml:space="preserve">机组，具有最小技术出力、爬坡限制与启停状态。令</w:t>
+      </w:r>
+      <w:r>
+        <w:t xml:space="preserve"> </w:t>
+      </w:r>
+      <m:oMath>
+        <m:sSub>
+          <m:e>
+            <m:r>
+              <m:t>u</m:t>
+            </m:r>
+          </m:e>
+          <m:sub>
+            <m:r>
+              <m:t>i</m:t>
+            </m:r>
+            <m:r>
+              <m:rPr>
+                <m:sty m:val="p"/>
+              </m:rPr>
+              <m:t>,</m:t>
+            </m:r>
+            <m:r>
+              <m:t>t</m:t>
+            </m:r>
+          </m:sub>
+        </m:sSub>
+        <m:r>
+          <m:rPr>
+            <m:sty m:val="p"/>
+          </m:rPr>
+          <m:t>∈</m:t>
+        </m:r>
+        <m:r>
+          <m:rPr>
+            <m:sty m:val="p"/>
+          </m:rPr>
+          <m:t>{</m:t>
+        </m:r>
+        <m:r>
+          <m:t>0</m:t>
+        </m:r>
+        <m:r>
+          <m:rPr>
+            <m:sty m:val="p"/>
+          </m:rPr>
+          <m:t>,</m:t>
+        </m:r>
+        <m:r>
+          <m:t>1</m:t>
+        </m:r>
+        <m:r>
+          <m:rPr>
+            <m:sty m:val="p"/>
+          </m:rPr>
+          <m:t>}</m:t>
+        </m:r>
+      </m:oMath>
+      <w:r>
+        <w:t xml:space="preserve"> </w:t>
+      </w:r>
+      <w:r>
+        <w:t xml:space="preserve">表示机组</w:t>
+      </w:r>
+      <w:r>
+        <w:t xml:space="preserve"> </w:t>
+      </w:r>
+      <m:oMath>
+        <m:r>
+          <m:t>i</m:t>
+        </m:r>
+      </m:oMath>
+      <w:r>
+        <w:t xml:space="preserve"> </w:t>
+      </w:r>
+      <w:r>
+        <w:t xml:space="preserve">在时段</w:t>
+      </w:r>
+      <w:r>
+        <w:t xml:space="preserve"> </w:t>
+      </w:r>
+      <m:oMath>
+        <m:r>
+          <m:t>t</m:t>
+        </m:r>
+      </m:oMath>
+      <w:r>
+        <w:t xml:space="preserve"> </w:t>
+      </w:r>
+      <w:r>
+        <w:t xml:space="preserve">的开机状态，则：</w:t>
       </w:r>
     </w:p>
     <w:p>
@@ -1043,6 +1133,30 @@
         <m:oMath>
           <m:sSub>
             <m:e>
+              <m:r>
+                <m:t>u</m:t>
+              </m:r>
+            </m:e>
+            <m:sub>
+              <m:r>
+                <m:t>i</m:t>
+              </m:r>
+              <m:r>
+                <m:rPr>
+                  <m:sty m:val="p"/>
+                </m:rPr>
+                <m:t>,</m:t>
+              </m:r>
+              <m:r>
+                <m:t>t</m:t>
+              </m:r>
+            </m:sub>
+          </m:sSub>
+          <m:r>
+            <m:t> </m:t>
+          </m:r>
+          <m:sSub>
+            <m:e>
               <m:bar>
                 <m:barPr>
                   <m:pos m:val="bot"/>
@@ -1094,6 +1208,15 @@
               <m:r>
                 <m:t>i</m:t>
               </m:r>
+              <m:r>
+                <m:rPr>
+                  <m:sty m:val="p"/>
+                </m:rPr>
+                <m:t>,</m:t>
+              </m:r>
+              <m:r>
+                <m:t>t</m:t>
+              </m:r>
             </m:sub>
           </m:sSub>
           <m:r>
@@ -1101,6 +1224,30 @@
               <m:sty m:val="p"/>
             </m:rPr>
             <m:t>≤</m:t>
+          </m:r>
+          <m:sSub>
+            <m:e>
+              <m:r>
+                <m:t>u</m:t>
+              </m:r>
+            </m:e>
+            <m:sub>
+              <m:r>
+                <m:t>i</m:t>
+              </m:r>
+              <m:r>
+                <m:rPr>
+                  <m:sty m:val="p"/>
+                </m:rPr>
+                <m:t>,</m:t>
+              </m:r>
+              <m:r>
+                <m:t>t</m:t>
+              </m:r>
+            </m:sub>
+          </m:sSub>
+          <m:r>
+            <m:t> </m:t>
           </m:r>
           <m:sSubSup>
             <m:e>
@@ -1533,6 +1680,163 @@
     <w:p>
       <w:pPr>
         <w:pStyle w:val="FirstParagraph"/>
+      </w:pPr>
+      <w:r>
+        <w:t xml:space="preserve">当</w:t>
+      </w:r>
+      <w:r>
+        <w:t xml:space="preserve"> </w:t>
+      </w:r>
+      <m:oMath>
+        <m:sSub>
+          <m:e>
+            <m:r>
+              <m:t>u</m:t>
+            </m:r>
+          </m:e>
+          <m:sub>
+            <m:r>
+              <m:t>i</m:t>
+            </m:r>
+            <m:r>
+              <m:rPr>
+                <m:sty m:val="p"/>
+              </m:rPr>
+              <m:t>,</m:t>
+            </m:r>
+            <m:r>
+              <m:t>t</m:t>
+            </m:r>
+          </m:sub>
+        </m:sSub>
+        <m:r>
+          <m:rPr>
+            <m:sty m:val="p"/>
+          </m:rPr>
+          <m:t>=</m:t>
+        </m:r>
+        <m:r>
+          <m:t>0</m:t>
+        </m:r>
+      </m:oMath>
+      <w:r>
+        <w:t xml:space="preserve"> </w:t>
+      </w:r>
+      <w:r>
+        <w:t xml:space="preserve">时，</w:t>
+      </w:r>
+      <m:oMath>
+        <m:sSub>
+          <m:e>
+            <m:r>
+              <m:t>P</m:t>
+            </m:r>
+          </m:e>
+          <m:sub>
+            <m:r>
+              <m:t>G</m:t>
+            </m:r>
+            <m:r>
+              <m:rPr>
+                <m:sty m:val="p"/>
+              </m:rPr>
+              <m:t>,</m:t>
+            </m:r>
+            <m:r>
+              <m:t>i</m:t>
+            </m:r>
+            <m:r>
+              <m:rPr>
+                <m:sty m:val="p"/>
+              </m:rPr>
+              <m:t>,</m:t>
+            </m:r>
+            <m:r>
+              <m:t>t</m:t>
+            </m:r>
+          </m:sub>
+        </m:sSub>
+        <m:r>
+          <m:rPr>
+            <m:sty m:val="p"/>
+          </m:rPr>
+          <m:t>=</m:t>
+        </m:r>
+        <m:r>
+          <m:t>0</m:t>
+        </m:r>
+      </m:oMath>
+      <w:r>
+        <w:t xml:space="preserve">；当</w:t>
+      </w:r>
+      <w:r>
+        <w:t xml:space="preserve"> </w:t>
+      </w:r>
+      <m:oMath>
+        <m:sSub>
+          <m:e>
+            <m:r>
+              <m:t>u</m:t>
+            </m:r>
+          </m:e>
+          <m:sub>
+            <m:r>
+              <m:t>i</m:t>
+            </m:r>
+            <m:r>
+              <m:rPr>
+                <m:sty m:val="p"/>
+              </m:rPr>
+              <m:t>,</m:t>
+            </m:r>
+            <m:r>
+              <m:t>t</m:t>
+            </m:r>
+          </m:sub>
+        </m:sSub>
+        <m:r>
+          <m:rPr>
+            <m:sty m:val="p"/>
+          </m:rPr>
+          <m:t>=</m:t>
+        </m:r>
+        <m:r>
+          <m:t>1</m:t>
+        </m:r>
+      </m:oMath>
+      <w:r>
+        <w:t xml:space="preserve"> </w:t>
+      </w:r>
+      <w:r>
+        <w:t xml:space="preserve">时，机组出力被限制在最小技术出力与最大可用出力之间。本文算例为单时段快照，代码中将爬坡约束折算为开机状态下的调度区间，再由</w:t>
+      </w:r>
+      <w:r>
+        <w:t xml:space="preserve"> </w:t>
+      </w:r>
+      <m:oMath>
+        <m:sSub>
+          <m:e>
+            <m:r>
+              <m:t>u</m:t>
+            </m:r>
+          </m:e>
+          <m:sub>
+            <m:r>
+              <m:t>i</m:t>
+            </m:r>
+          </m:sub>
+        </m:sSub>
+      </m:oMath>
+      <w:r>
+        <w:t xml:space="preserve"> </w:t>
+      </w:r>
+      <w:r>
+        <w:t xml:space="preserve">控制火电机组开停。</w:t>
+      </w:r>
+    </w:p>
+    <w:p>
+      <w:pPr>
+        <w:pStyle w:val="BodyText"/>
       </w:pPr>
       <w:r>
         <w:t xml:space="preserve">最小出力率</w:t>
@@ -2315,7 +2619,7 @@
         <w:t xml:space="preserve">水库可用电量</w:t>
       </w:r>
       <w:r>
-        <w:t xml:space="preserve">约束（多时段）：</w:t>
+        <w:t xml:space="preserve">约束（多时段）。本文不对水电机组设置启停二进制变量，其出力在连续区间内优化：</w:t>
       </w:r>
     </w:p>
     <w:p>

--- a/docs/word/01_源荷失衡模型.docx
+++ b/docs/word/01_源荷失衡模型.docx
@@ -1029,97 +1029,7 @@
         <w:t xml:space="preserve">可调度（dispatchable）</w:t>
       </w:r>
       <w:r>
-        <w:t xml:space="preserve">机组，具有最小技术出力、爬坡限制与启停状态。令</w:t>
-      </w:r>
-      <w:r>
-        <w:t xml:space="preserve"> </w:t>
-      </w:r>
-      <m:oMath>
-        <m:sSub>
-          <m:e>
-            <m:r>
-              <m:t>u</m:t>
-            </m:r>
-          </m:e>
-          <m:sub>
-            <m:r>
-              <m:t>i</m:t>
-            </m:r>
-            <m:r>
-              <m:rPr>
-                <m:sty m:val="p"/>
-              </m:rPr>
-              <m:t>,</m:t>
-            </m:r>
-            <m:r>
-              <m:t>t</m:t>
-            </m:r>
-          </m:sub>
-        </m:sSub>
-        <m:r>
-          <m:rPr>
-            <m:sty m:val="p"/>
-          </m:rPr>
-          <m:t>∈</m:t>
-        </m:r>
-        <m:r>
-          <m:rPr>
-            <m:sty m:val="p"/>
-          </m:rPr>
-          <m:t>{</m:t>
-        </m:r>
-        <m:r>
-          <m:t>0</m:t>
-        </m:r>
-        <m:r>
-          <m:rPr>
-            <m:sty m:val="p"/>
-          </m:rPr>
-          <m:t>,</m:t>
-        </m:r>
-        <m:r>
-          <m:t>1</m:t>
-        </m:r>
-        <m:r>
-          <m:rPr>
-            <m:sty m:val="p"/>
-          </m:rPr>
-          <m:t>}</m:t>
-        </m:r>
-      </m:oMath>
-      <w:r>
-        <w:t xml:space="preserve"> </w:t>
-      </w:r>
-      <w:r>
-        <w:t xml:space="preserve">表示机组</w:t>
-      </w:r>
-      <w:r>
-        <w:t xml:space="preserve"> </w:t>
-      </w:r>
-      <m:oMath>
-        <m:r>
-          <m:t>i</m:t>
-        </m:r>
-      </m:oMath>
-      <w:r>
-        <w:t xml:space="preserve"> </w:t>
-      </w:r>
-      <w:r>
-        <w:t xml:space="preserve">在时段</w:t>
-      </w:r>
-      <w:r>
-        <w:t xml:space="preserve"> </w:t>
-      </w:r>
-      <m:oMath>
-        <m:r>
-          <m:t>t</m:t>
-        </m:r>
-      </m:oMath>
-      <w:r>
-        <w:t xml:space="preserve"> </w:t>
-      </w:r>
-      <w:r>
-        <w:t xml:space="preserve">的开机状态，则：</w:t>
+        <w:t xml:space="preserve">机组，具有最小技术出力、爬坡限制与启停状态。高温降容上限与最小技术出力为</w:t>
       </w:r>
     </w:p>
     <w:p>
@@ -1131,124 +1041,6 @@
           <m:jc m:val="center"/>
         </m:oMathParaPr>
         <m:oMath>
-          <m:sSub>
-            <m:e>
-              <m:r>
-                <m:t>u</m:t>
-              </m:r>
-            </m:e>
-            <m:sub>
-              <m:r>
-                <m:t>i</m:t>
-              </m:r>
-              <m:r>
-                <m:rPr>
-                  <m:sty m:val="p"/>
-                </m:rPr>
-                <m:t>,</m:t>
-              </m:r>
-              <m:r>
-                <m:t>t</m:t>
-              </m:r>
-            </m:sub>
-          </m:sSub>
-          <m:r>
-            <m:t> </m:t>
-          </m:r>
-          <m:sSub>
-            <m:e>
-              <m:bar>
-                <m:barPr>
-                  <m:pos m:val="bot"/>
-                </m:barPr>
-                <m:e>
-                  <m:r>
-                    <m:t>P</m:t>
-                  </m:r>
-                </m:e>
-              </m:bar>
-            </m:e>
-            <m:sub>
-              <m:r>
-                <m:t>G</m:t>
-              </m:r>
-              <m:r>
-                <m:rPr>
-                  <m:sty m:val="p"/>
-                </m:rPr>
-                <m:t>,</m:t>
-              </m:r>
-              <m:r>
-                <m:t>i</m:t>
-              </m:r>
-            </m:sub>
-          </m:sSub>
-          <m:r>
-            <m:rPr>
-              <m:sty m:val="p"/>
-            </m:rPr>
-            <m:t>≤</m:t>
-          </m:r>
-          <m:sSub>
-            <m:e>
-              <m:r>
-                <m:t>P</m:t>
-              </m:r>
-            </m:e>
-            <m:sub>
-              <m:r>
-                <m:t>G</m:t>
-              </m:r>
-              <m:r>
-                <m:rPr>
-                  <m:sty m:val="p"/>
-                </m:rPr>
-                <m:t>,</m:t>
-              </m:r>
-              <m:r>
-                <m:t>i</m:t>
-              </m:r>
-              <m:r>
-                <m:rPr>
-                  <m:sty m:val="p"/>
-                </m:rPr>
-                <m:t>,</m:t>
-              </m:r>
-              <m:r>
-                <m:t>t</m:t>
-              </m:r>
-            </m:sub>
-          </m:sSub>
-          <m:r>
-            <m:rPr>
-              <m:sty m:val="p"/>
-            </m:rPr>
-            <m:t>≤</m:t>
-          </m:r>
-          <m:sSub>
-            <m:e>
-              <m:r>
-                <m:t>u</m:t>
-              </m:r>
-            </m:e>
-            <m:sub>
-              <m:r>
-                <m:t>i</m:t>
-              </m:r>
-              <m:r>
-                <m:rPr>
-                  <m:sty m:val="p"/>
-                </m:rPr>
-                <m:t>,</m:t>
-              </m:r>
-              <m:r>
-                <m:t>t</m:t>
-              </m:r>
-            </m:sub>
-          </m:sSub>
-          <m:r>
-            <m:t> </m:t>
-          </m:r>
           <m:sSubSup>
             <m:e>
               <m:r>
@@ -1295,6 +1087,156 @@
             <m:rPr>
               <m:sty m:val="p"/>
             </m:rPr>
+            <m:t>=</m:t>
+          </m:r>
+          <m:sSubSup>
+            <m:e>
+              <m:r>
+                <m:t>P</m:t>
+              </m:r>
+            </m:e>
+            <m:sub>
+              <m:r>
+                <m:t>G</m:t>
+              </m:r>
+              <m:r>
+                <m:rPr>
+                  <m:sty m:val="p"/>
+                </m:rPr>
+                <m:t>,</m:t>
+              </m:r>
+              <m:r>
+                <m:t>i</m:t>
+              </m:r>
+            </m:sub>
+            <m:sup>
+              <m:r>
+                <m:rPr>
+                  <m:sty m:val="p"/>
+                </m:rPr>
+                <m:t>r</m:t>
+              </m:r>
+              <m:r>
+                <m:rPr>
+                  <m:sty m:val="p"/>
+                </m:rPr>
+                <m:t>a</m:t>
+              </m:r>
+              <m:r>
+                <m:rPr>
+                  <m:sty m:val="p"/>
+                </m:rPr>
+                <m:t>t</m:t>
+              </m:r>
+              <m:r>
+                <m:rPr>
+                  <m:sty m:val="p"/>
+                </m:rPr>
+                <m:t>e</m:t>
+              </m:r>
+              <m:r>
+                <m:rPr>
+                  <m:sty m:val="p"/>
+                </m:rPr>
+                <m:t>d</m:t>
+              </m:r>
+            </m:sup>
+          </m:sSubSup>
+          <m:r>
+            <m:rPr>
+              <m:sty m:val="p"/>
+            </m:rPr>
+            <m:t>[</m:t>
+          </m:r>
+          <m:r>
+            <m:t>1</m:t>
+          </m:r>
+          <m:r>
+            <m:rPr>
+              <m:sty m:val="p"/>
+            </m:rPr>
+            <m:t>−</m:t>
+          </m:r>
+          <m:sSub>
+            <m:e>
+              <m:r>
+                <m:t>α</m:t>
+              </m:r>
+            </m:e>
+            <m:sub>
+              <m:r>
+                <m:t>i</m:t>
+              </m:r>
+            </m:sub>
+          </m:sSub>
+          <m:d>
+            <m:dPr>
+              <m:begChr m:val="("/>
+              <m:endChr m:val=")"/>
+              <m:sepChr m:val=""/>
+              <m:grow/>
+            </m:dPr>
+            <m:e>
+              <m:r>
+                <m:t>T</m:t>
+              </m:r>
+              <m:r>
+                <m:rPr>
+                  <m:sty m:val="p"/>
+                </m:rPr>
+                <m:t>−</m:t>
+              </m:r>
+              <m:sSub>
+                <m:e>
+                  <m:r>
+                    <m:t>T</m:t>
+                  </m:r>
+                </m:e>
+                <m:sub>
+                  <m:r>
+                    <m:rPr>
+                      <m:sty m:val="p"/>
+                    </m:rPr>
+                    <m:t>r</m:t>
+                  </m:r>
+                  <m:r>
+                    <m:rPr>
+                      <m:sty m:val="p"/>
+                    </m:rPr>
+                    <m:t>e</m:t>
+                  </m:r>
+                  <m:r>
+                    <m:rPr>
+                      <m:sty m:val="p"/>
+                    </m:rPr>
+                    <m:t>f</m:t>
+                  </m:r>
+                </m:sub>
+              </m:sSub>
+            </m:e>
+          </m:d>
+          <m:sSup>
+            <m:e>
+              <m:r>
+                <m:rPr>
+                  <m:sty m:val="p"/>
+                </m:rPr>
+                <m:t>]</m:t>
+              </m:r>
+            </m:e>
+            <m:sup>
+              <m:r>
+                <m:rPr>
+                  <m:sty m:val="p"/>
+                </m:rPr>
+                <m:t>+</m:t>
+              </m:r>
+            </m:sup>
+          </m:sSup>
+          <m:r>
+            <m:rPr>
+              <m:sty m:val="p"/>
+            </m:rPr>
             <m:t>,</m:t>
           </m:r>
           <m:r>
@@ -1484,76 +1426,141 @@
       <w:pPr>
         <w:pStyle w:val="FirstParagraph"/>
       </w:pPr>
+      <w:r>
+        <w:t xml:space="preserve">令</w:t>
+      </w:r>
+      <w:r>
+        <w:t xml:space="preserve"> </w:t>
+      </w:r>
+      <m:oMath>
+        <m:sSub>
+          <m:e>
+            <m:r>
+              <m:t>u</m:t>
+            </m:r>
+          </m:e>
+          <m:sub>
+            <m:r>
+              <m:t>i</m:t>
+            </m:r>
+          </m:sub>
+        </m:sSub>
+        <m:r>
+          <m:rPr>
+            <m:sty m:val="p"/>
+          </m:rPr>
+          <m:t>∈</m:t>
+        </m:r>
+        <m:r>
+          <m:rPr>
+            <m:sty m:val="p"/>
+          </m:rPr>
+          <m:t>{</m:t>
+        </m:r>
+        <m:r>
+          <m:t>0</m:t>
+        </m:r>
+        <m:r>
+          <m:rPr>
+            <m:sty m:val="p"/>
+          </m:rPr>
+          <m:t>,</m:t>
+        </m:r>
+        <m:r>
+          <m:t>1</m:t>
+        </m:r>
+        <m:r>
+          <m:rPr>
+            <m:sty m:val="p"/>
+          </m:rPr>
+          <m:t>}</m:t>
+        </m:r>
+      </m:oMath>
+      <w:r>
+        <w:t xml:space="preserve"> </w:t>
+      </w:r>
+      <w:r>
+        <w:t xml:space="preserve">表示火电机组启停状态。若需要施加爬坡约束，则先给出开机状态下的可调度上下界：</w:t>
+      </w:r>
+    </w:p>
+    <w:p>
+      <w:pPr>
+        <w:pStyle w:val="BodyText"/>
+      </w:pPr>
       <m:oMathPara>
         <m:oMathParaPr>
           <m:jc m:val="center"/>
         </m:oMathParaPr>
         <m:oMath>
+          <m:sSubSup>
+            <m:e>
+              <m:bar>
+                <m:barPr>
+                  <m:pos m:val="bot"/>
+                </m:barPr>
+                <m:e>
+                  <m:r>
+                    <m:t>P</m:t>
+                  </m:r>
+                </m:e>
+              </m:bar>
+            </m:e>
+            <m:sub>
+              <m:r>
+                <m:t>G</m:t>
+              </m:r>
+              <m:r>
+                <m:rPr>
+                  <m:sty m:val="p"/>
+                </m:rPr>
+                <m:t>,</m:t>
+              </m:r>
+              <m:r>
+                <m:t>i</m:t>
+              </m:r>
+            </m:sub>
+            <m:sup>
+              <m:r>
+                <m:rPr>
+                  <m:sty m:val="p"/>
+                </m:rPr>
+                <m:t>d</m:t>
+              </m:r>
+              <m:r>
+                <m:rPr>
+                  <m:sty m:val="p"/>
+                </m:rPr>
+                <m:t>i</m:t>
+              </m:r>
+              <m:r>
+                <m:rPr>
+                  <m:sty m:val="p"/>
+                </m:rPr>
+                <m:t>s</m:t>
+              </m:r>
+              <m:r>
+                <m:rPr>
+                  <m:sty m:val="p"/>
+                </m:rPr>
+                <m:t>p</m:t>
+              </m:r>
+            </m:sup>
+          </m:sSubSup>
           <m:r>
             <m:rPr>
               <m:sty m:val="p"/>
             </m:rPr>
-            <m:t>−</m:t>
-          </m:r>
-          <m:sSubSup>
-            <m:e>
-              <m:r>
-                <m:t>R</m:t>
-              </m:r>
-            </m:e>
-            <m:sub>
-              <m:r>
-                <m:t>i</m:t>
-              </m:r>
-            </m:sub>
-            <m:sup>
-              <m:r>
-                <m:rPr>
-                  <m:sty m:val="p"/>
-                </m:rPr>
-                <m:t>↓</m:t>
-              </m:r>
-            </m:sup>
-          </m:sSubSup>
-          <m:r>
-            <m:t>Δ</m:t>
-          </m:r>
-          <m:r>
-            <m:t>t</m:t>
-          </m:r>
-          <m:r>
-            <m:t> </m:t>
+            <m:t>=</m:t>
           </m:r>
           <m:r>
             <m:rPr>
               <m:sty m:val="p"/>
             </m:rPr>
-            <m:t>≤</m:t>
-          </m:r>
-          <m:r>
-            <m:t> </m:t>
-          </m:r>
-          <m:sSub>
-            <m:e>
-              <m:r>
-                <m:t>P</m:t>
-              </m:r>
-            </m:e>
-            <m:sub>
-              <m:r>
-                <m:t>G</m:t>
-              </m:r>
-              <m:r>
-                <m:rPr>
-                  <m:sty m:val="p"/>
-                </m:rPr>
-                <m:t>,</m:t>
-              </m:r>
-              <m:r>
-                <m:t>i</m:t>
-              </m:r>
-            </m:sub>
-          </m:sSub>
+            <m:t>max</m:t>
+          </m:r>
+          <m:r>
+            <m:t>​</m:t>
+          </m:r>
           <m:d>
             <m:dPr>
               <m:begChr m:val="("/>
@@ -1562,6 +1569,98 @@
               <m:grow/>
             </m:dPr>
             <m:e>
+              <m:sSub>
+                <m:e>
+                  <m:bar>
+                    <m:barPr>
+                      <m:pos m:val="bot"/>
+                    </m:barPr>
+                    <m:e>
+                      <m:r>
+                        <m:t>P</m:t>
+                      </m:r>
+                    </m:e>
+                  </m:bar>
+                </m:e>
+                <m:sub>
+                  <m:r>
+                    <m:t>G</m:t>
+                  </m:r>
+                  <m:r>
+                    <m:rPr>
+                      <m:sty m:val="p"/>
+                    </m:rPr>
+                    <m:t>,</m:t>
+                  </m:r>
+                  <m:r>
+                    <m:t>i</m:t>
+                  </m:r>
+                </m:sub>
+              </m:sSub>
+              <m:r>
+                <m:rPr>
+                  <m:sty m:val="p"/>
+                </m:rPr>
+                <m:t>,</m:t>
+              </m:r>
+              <m:r>
+                <m:t> </m:t>
+              </m:r>
+              <m:sSubSup>
+                <m:e>
+                  <m:r>
+                    <m:t>P</m:t>
+                  </m:r>
+                </m:e>
+                <m:sub>
+                  <m:r>
+                    <m:t>G</m:t>
+                  </m:r>
+                  <m:r>
+                    <m:rPr>
+                      <m:sty m:val="p"/>
+                    </m:rPr>
+                    <m:t>,</m:t>
+                  </m:r>
+                  <m:r>
+                    <m:t>i</m:t>
+                  </m:r>
+                </m:sub>
+                <m:sup>
+                  <m:r>
+                    <m:t>0</m:t>
+                  </m:r>
+                </m:sup>
+              </m:sSubSup>
+              <m:r>
+                <m:rPr>
+                  <m:sty m:val="p"/>
+                </m:rPr>
+                <m:t>−</m:t>
+              </m:r>
+              <m:sSubSup>
+                <m:e>
+                  <m:r>
+                    <m:t>R</m:t>
+                  </m:r>
+                </m:e>
+                <m:sub>
+                  <m:r>
+                    <m:t>i</m:t>
+                  </m:r>
+                </m:sub>
+                <m:sup>
+                  <m:r>
+                    <m:rPr>
+                      <m:sty m:val="p"/>
+                    </m:rPr>
+                    <m:t>↓</m:t>
+                  </m:r>
+                </m:sup>
+              </m:sSubSup>
+              <m:r>
+                <m:t>Δ</m:t>
+              </m:r>
               <m:r>
                 <m:t>t</m:t>
               </m:r>
@@ -1571,13 +1670,23 @@
             <m:rPr>
               <m:sty m:val="p"/>
             </m:rPr>
-            <m:t>−</m:t>
-          </m:r>
-          <m:sSub>
+            <m:t>,</m:t>
+          </m:r>
+          <m:r>
+            <m:t>  </m:t>
+          </m:r>
+          <m:sSubSup>
             <m:e>
-              <m:r>
-                <m:t>P</m:t>
-              </m:r>
+              <m:bar>
+                <m:barPr>
+                  <m:pos m:val="top"/>
+                </m:barPr>
+                <m:e>
+                  <m:r>
+                    <m:t>P</m:t>
+                  </m:r>
+                </m:e>
+              </m:bar>
             </m:e>
             <m:sub>
               <m:r>
@@ -1593,7 +1702,48 @@
                 <m:t>i</m:t>
               </m:r>
             </m:sub>
-          </m:sSub>
+            <m:sup>
+              <m:r>
+                <m:rPr>
+                  <m:sty m:val="p"/>
+                </m:rPr>
+                <m:t>d</m:t>
+              </m:r>
+              <m:r>
+                <m:rPr>
+                  <m:sty m:val="p"/>
+                </m:rPr>
+                <m:t>i</m:t>
+              </m:r>
+              <m:r>
+                <m:rPr>
+                  <m:sty m:val="p"/>
+                </m:rPr>
+                <m:t>s</m:t>
+              </m:r>
+              <m:r>
+                <m:rPr>
+                  <m:sty m:val="p"/>
+                </m:rPr>
+                <m:t>p</m:t>
+              </m:r>
+            </m:sup>
+          </m:sSubSup>
+          <m:r>
+            <m:rPr>
+              <m:sty m:val="p"/>
+            </m:rPr>
+            <m:t>=</m:t>
+          </m:r>
+          <m:r>
+            <m:rPr>
+              <m:sty m:val="p"/>
+            </m:rPr>
+            <m:t>min</m:t>
+          </m:r>
+          <m:r>
+            <m:t>​</m:t>
+          </m:r>
           <m:d>
             <m:dPr>
               <m:begChr m:val="("/>
@@ -1602,40 +1752,278 @@
               <m:grow/>
             </m:dPr>
             <m:e>
+              <m:sSubSup>
+                <m:e>
+                  <m:r>
+                    <m:t>P</m:t>
+                  </m:r>
+                </m:e>
+                <m:sub>
+                  <m:r>
+                    <m:t>G</m:t>
+                  </m:r>
+                  <m:r>
+                    <m:rPr>
+                      <m:sty m:val="p"/>
+                    </m:rPr>
+                    <m:t>,</m:t>
+                  </m:r>
+                  <m:r>
+                    <m:t>i</m:t>
+                  </m:r>
+                </m:sub>
+                <m:sup>
+                  <m:r>
+                    <m:rPr>
+                      <m:sty m:val="p"/>
+                    </m:rPr>
+                    <m:t>max</m:t>
+                  </m:r>
+                </m:sup>
+              </m:sSubSup>
+              <m:d>
+                <m:dPr>
+                  <m:begChr m:val="("/>
+                  <m:endChr m:val=")"/>
+                  <m:sepChr m:val=""/>
+                  <m:grow/>
+                </m:dPr>
+                <m:e>
+                  <m:r>
+                    <m:t>T</m:t>
+                  </m:r>
+                </m:e>
+              </m:d>
+              <m:r>
+                <m:rPr>
+                  <m:sty m:val="p"/>
+                </m:rPr>
+                <m:t>,</m:t>
+              </m:r>
+              <m:r>
+                <m:t> </m:t>
+              </m:r>
+              <m:sSubSup>
+                <m:e>
+                  <m:r>
+                    <m:t>P</m:t>
+                  </m:r>
+                </m:e>
+                <m:sub>
+                  <m:r>
+                    <m:t>G</m:t>
+                  </m:r>
+                  <m:r>
+                    <m:rPr>
+                      <m:sty m:val="p"/>
+                    </m:rPr>
+                    <m:t>,</m:t>
+                  </m:r>
+                  <m:r>
+                    <m:t>i</m:t>
+                  </m:r>
+                </m:sub>
+                <m:sup>
+                  <m:r>
+                    <m:t>0</m:t>
+                  </m:r>
+                </m:sup>
+              </m:sSubSup>
+              <m:r>
+                <m:rPr>
+                  <m:sty m:val="p"/>
+                </m:rPr>
+                <m:t>+</m:t>
+              </m:r>
+              <m:sSubSup>
+                <m:e>
+                  <m:r>
+                    <m:t>R</m:t>
+                  </m:r>
+                </m:e>
+                <m:sub>
+                  <m:r>
+                    <m:t>i</m:t>
+                  </m:r>
+                </m:sub>
+                <m:sup>
+                  <m:r>
+                    <m:rPr>
+                      <m:sty m:val="p"/>
+                    </m:rPr>
+                    <m:t>↑</m:t>
+                  </m:r>
+                </m:sup>
+              </m:sSubSup>
+              <m:r>
+                <m:t>Δ</m:t>
+              </m:r>
               <m:r>
                 <m:t>t</m:t>
-              </m:r>
-              <m:r>
-                <m:rPr>
-                  <m:sty m:val="p"/>
-                </m:rPr>
-                <m:t>−</m:t>
-              </m:r>
-              <m:r>
-                <m:t>1</m:t>
               </m:r>
             </m:e>
           </m:d>
-          <m:r>
-            <m:t> </m:t>
-          </m:r>
+        </m:oMath>
+      </m:oMathPara>
+    </w:p>
+    <w:p>
+      <w:pPr>
+        <w:pStyle w:val="FirstParagraph"/>
+      </w:pPr>
+      <w:r>
+        <w:t xml:space="preserve">并施加启停约束：</w:t>
+      </w:r>
+    </w:p>
+    <w:p>
+      <w:pPr>
+        <w:pStyle w:val="BodyText"/>
+      </w:pPr>
+      <m:oMathPara>
+        <m:oMathParaPr>
+          <m:jc m:val="center"/>
+        </m:oMathParaPr>
+        <m:oMath>
+          <m:sSub>
+            <m:e>
+              <m:r>
+                <m:t>u</m:t>
+              </m:r>
+            </m:e>
+            <m:sub>
+              <m:r>
+                <m:t>i</m:t>
+              </m:r>
+            </m:sub>
+          </m:sSub>
+          <m:r>
+            <m:t> </m:t>
+          </m:r>
+          <m:sSubSup>
+            <m:e>
+              <m:bar>
+                <m:barPr>
+                  <m:pos m:val="bot"/>
+                </m:barPr>
+                <m:e>
+                  <m:r>
+                    <m:t>P</m:t>
+                  </m:r>
+                </m:e>
+              </m:bar>
+            </m:e>
+            <m:sub>
+              <m:r>
+                <m:t>G</m:t>
+              </m:r>
+              <m:r>
+                <m:rPr>
+                  <m:sty m:val="p"/>
+                </m:rPr>
+                <m:t>,</m:t>
+              </m:r>
+              <m:r>
+                <m:t>i</m:t>
+              </m:r>
+            </m:sub>
+            <m:sup>
+              <m:r>
+                <m:rPr>
+                  <m:sty m:val="p"/>
+                </m:rPr>
+                <m:t>d</m:t>
+              </m:r>
+              <m:r>
+                <m:rPr>
+                  <m:sty m:val="p"/>
+                </m:rPr>
+                <m:t>i</m:t>
+              </m:r>
+              <m:r>
+                <m:rPr>
+                  <m:sty m:val="p"/>
+                </m:rPr>
+                <m:t>s</m:t>
+              </m:r>
+              <m:r>
+                <m:rPr>
+                  <m:sty m:val="p"/>
+                </m:rPr>
+                <m:t>p</m:t>
+              </m:r>
+            </m:sup>
+          </m:sSubSup>
           <m:r>
             <m:rPr>
               <m:sty m:val="p"/>
             </m:rPr>
             <m:t>≤</m:t>
           </m:r>
-          <m:r>
-            <m:t> </m:t>
+          <m:sSub>
+            <m:e>
+              <m:r>
+                <m:t>P</m:t>
+              </m:r>
+            </m:e>
+            <m:sub>
+              <m:r>
+                <m:t>G</m:t>
+              </m:r>
+              <m:r>
+                <m:rPr>
+                  <m:sty m:val="p"/>
+                </m:rPr>
+                <m:t>,</m:t>
+              </m:r>
+              <m:r>
+                <m:t>i</m:t>
+              </m:r>
+            </m:sub>
+          </m:sSub>
+          <m:r>
+            <m:rPr>
+              <m:sty m:val="p"/>
+            </m:rPr>
+            <m:t>≤</m:t>
+          </m:r>
+          <m:sSub>
+            <m:e>
+              <m:r>
+                <m:t>u</m:t>
+              </m:r>
+            </m:e>
+            <m:sub>
+              <m:r>
+                <m:t>i</m:t>
+              </m:r>
+            </m:sub>
+          </m:sSub>
+          <m:r>
+            <m:t> </m:t>
           </m:r>
           <m:sSubSup>
             <m:e>
-              <m:r>
-                <m:t>R</m:t>
-              </m:r>
+              <m:bar>
+                <m:barPr>
+                  <m:pos m:val="top"/>
+                </m:barPr>
+                <m:e>
+                  <m:r>
+                    <m:t>P</m:t>
+                  </m:r>
+                </m:e>
+              </m:bar>
             </m:e>
             <m:sub>
               <m:r>
+                <m:t>G</m:t>
+              </m:r>
+              <m:r>
+                <m:rPr>
+                  <m:sty m:val="p"/>
+                </m:rPr>
+                <m:t>,</m:t>
+              </m:r>
+              <m:r>
                 <m:t>i</m:t>
               </m:r>
             </m:sub>
@@ -1644,19 +2032,481 @@
                 <m:rPr>
                   <m:sty m:val="p"/>
                 </m:rPr>
-                <m:t>↑</m:t>
+                <m:t>d</m:t>
+              </m:r>
+              <m:r>
+                <m:rPr>
+                  <m:sty m:val="p"/>
+                </m:rPr>
+                <m:t>i</m:t>
+              </m:r>
+              <m:r>
+                <m:rPr>
+                  <m:sty m:val="p"/>
+                </m:rPr>
+                <m:t>s</m:t>
+              </m:r>
+              <m:r>
+                <m:rPr>
+                  <m:sty m:val="p"/>
+                </m:rPr>
+                <m:t>p</m:t>
               </m:r>
             </m:sup>
           </m:sSubSup>
           <m:r>
-            <m:t>Δ</m:t>
-          </m:r>
-          <m:r>
-            <m:t>t</m:t>
-          </m:r>
-          <m:r>
-            <m:t> </m:t>
-          </m:r>
+            <m:rPr>
+              <m:sty m:val="p"/>
+            </m:rPr>
+            <m:t>,</m:t>
+          </m:r>
+          <m:r>
+            <m:t>  </m:t>
+          </m:r>
+          <m:sSub>
+            <m:e>
+              <m:r>
+                <m:t>u</m:t>
+              </m:r>
+            </m:e>
+            <m:sub>
+              <m:r>
+                <m:t>i</m:t>
+              </m:r>
+            </m:sub>
+          </m:sSub>
+          <m:r>
+            <m:rPr>
+              <m:sty m:val="p"/>
+            </m:rPr>
+            <m:t>∈</m:t>
+          </m:r>
+          <m:r>
+            <m:rPr>
+              <m:sty m:val="p"/>
+            </m:rPr>
+            <m:t>{</m:t>
+          </m:r>
+          <m:r>
+            <m:t>0</m:t>
+          </m:r>
+          <m:r>
+            <m:rPr>
+              <m:sty m:val="p"/>
+            </m:rPr>
+            <m:t>,</m:t>
+          </m:r>
+          <m:r>
+            <m:t>1</m:t>
+          </m:r>
+          <m:r>
+            <m:rPr>
+              <m:sty m:val="p"/>
+            </m:rPr>
+            <m:t>}</m:t>
+          </m:r>
+          <m:r>
+            <m:rPr>
+              <m:sty m:val="p"/>
+            </m:rPr>
+            <m:t>,</m:t>
+          </m:r>
+          <m:r>
+            <m:t>  </m:t>
+          </m:r>
+          <m:r>
+            <m:rPr>
+              <m:sty m:val="p"/>
+            </m:rPr>
+            <m:t>∀</m:t>
+          </m:r>
+          <m:r>
+            <m:t>i</m:t>
+          </m:r>
+          <m:r>
+            <m:rPr>
+              <m:sty m:val="p"/>
+            </m:rPr>
+            <m:t>∈</m:t>
+          </m:r>
+          <m:sSub>
+            <m:e>
+              <m:r>
+                <m:rPr>
+                  <m:sty m:val="p"/>
+                  <m:scr m:val="script"/>
+                </m:rPr>
+                <m:t>G</m:t>
+              </m:r>
+            </m:e>
+            <m:sub>
+              <m:r>
+                <m:rPr>
+                  <m:sty m:val="p"/>
+                </m:rPr>
+                <m:t>t</m:t>
+              </m:r>
+              <m:r>
+                <m:rPr>
+                  <m:sty m:val="p"/>
+                </m:rPr>
+                <m:t>h</m:t>
+              </m:r>
+            </m:sub>
+          </m:sSub>
+          <m:r>
+            <m:rPr>
+              <m:sty m:val="p"/>
+            </m:rPr>
+            <m:t>.</m:t>
+          </m:r>
+        </m:oMath>
+      </m:oMathPara>
+    </w:p>
+    <w:p>
+      <w:pPr>
+        <w:pStyle w:val="FirstParagraph"/>
+      </w:pPr>
+      <w:r>
+        <w:t xml:space="preserve">当</w:t>
+      </w:r>
+      <w:r>
+        <w:t xml:space="preserve"> </w:t>
+      </w:r>
+      <m:oMath>
+        <m:sSub>
+          <m:e>
+            <m:r>
+              <m:t>u</m:t>
+            </m:r>
+          </m:e>
+          <m:sub>
+            <m:r>
+              <m:t>i</m:t>
+            </m:r>
+          </m:sub>
+        </m:sSub>
+        <m:r>
+          <m:rPr>
+            <m:sty m:val="p"/>
+          </m:rPr>
+          <m:t>=</m:t>
+        </m:r>
+        <m:r>
+          <m:t>0</m:t>
+        </m:r>
+      </m:oMath>
+      <w:r>
+        <w:t xml:space="preserve"> </w:t>
+      </w:r>
+      <w:r>
+        <w:t xml:space="preserve">时，</w:t>
+      </w:r>
+      <m:oMath>
+        <m:sSub>
+          <m:e>
+            <m:r>
+              <m:t>P</m:t>
+            </m:r>
+          </m:e>
+          <m:sub>
+            <m:r>
+              <m:t>G</m:t>
+            </m:r>
+            <m:r>
+              <m:rPr>
+                <m:sty m:val="p"/>
+              </m:rPr>
+              <m:t>,</m:t>
+            </m:r>
+            <m:r>
+              <m:t>i</m:t>
+            </m:r>
+          </m:sub>
+        </m:sSub>
+        <m:r>
+          <m:rPr>
+            <m:sty m:val="p"/>
+          </m:rPr>
+          <m:t>=</m:t>
+        </m:r>
+        <m:r>
+          <m:t>0</m:t>
+        </m:r>
+      </m:oMath>
+      <w:r>
+        <w:t xml:space="preserve">；当</w:t>
+      </w:r>
+      <w:r>
+        <w:t xml:space="preserve"> </w:t>
+      </w:r>
+      <m:oMath>
+        <m:sSub>
+          <m:e>
+            <m:r>
+              <m:t>u</m:t>
+            </m:r>
+          </m:e>
+          <m:sub>
+            <m:r>
+              <m:t>i</m:t>
+            </m:r>
+          </m:sub>
+        </m:sSub>
+        <m:r>
+          <m:rPr>
+            <m:sty m:val="p"/>
+          </m:rPr>
+          <m:t>=</m:t>
+        </m:r>
+        <m:r>
+          <m:t>1</m:t>
+        </m:r>
+      </m:oMath>
+      <w:r>
+        <w:t xml:space="preserve"> </w:t>
+      </w:r>
+      <w:r>
+        <w:t xml:space="preserve">时，</w:t>
+      </w:r>
+      <m:oMath>
+        <m:sSub>
+          <m:e>
+            <m:r>
+              <m:t>P</m:t>
+            </m:r>
+          </m:e>
+          <m:sub>
+            <m:r>
+              <m:t>G</m:t>
+            </m:r>
+            <m:r>
+              <m:rPr>
+                <m:sty m:val="p"/>
+              </m:rPr>
+              <m:t>,</m:t>
+            </m:r>
+            <m:r>
+              <m:t>i</m:t>
+            </m:r>
+          </m:sub>
+        </m:sSub>
+      </m:oMath>
+      <w:r>
+        <w:t xml:space="preserve"> </w:t>
+      </w:r>
+      <w:r>
+        <w:t xml:space="preserve">被限制在开机状态下的可调度区间内。本文在</w:t>
+      </w:r>
+      <w:r>
+        <w:rPr>
+          <w:bCs/>
+          <w:b/>
+        </w:rPr>
+        <w:t xml:space="preserve">源-荷失衡基准 OPF</w:t>
+      </w:r>
+      <w:r>
+        <w:t xml:space="preserve"> </w:t>
+      </w:r>
+      <w:r>
+        <w:t xml:space="preserve">中因未知上一时刻出力而不施加爬坡约束，此时可取</w:t>
+      </w:r>
+    </w:p>
+    <w:p>
+      <w:pPr>
+        <w:pStyle w:val="BodyText"/>
+      </w:pPr>
+      <m:oMathPara>
+        <m:oMathParaPr>
+          <m:jc m:val="center"/>
+        </m:oMathParaPr>
+        <m:oMath>
+          <m:sSubSup>
+            <m:e>
+              <m:bar>
+                <m:barPr>
+                  <m:pos m:val="bot"/>
+                </m:barPr>
+                <m:e>
+                  <m:r>
+                    <m:t>P</m:t>
+                  </m:r>
+                </m:e>
+              </m:bar>
+            </m:e>
+            <m:sub>
+              <m:r>
+                <m:t>G</m:t>
+              </m:r>
+              <m:r>
+                <m:rPr>
+                  <m:sty m:val="p"/>
+                </m:rPr>
+                <m:t>,</m:t>
+              </m:r>
+              <m:r>
+                <m:t>i</m:t>
+              </m:r>
+            </m:sub>
+            <m:sup>
+              <m:r>
+                <m:rPr>
+                  <m:sty m:val="p"/>
+                </m:rPr>
+                <m:t>d</m:t>
+              </m:r>
+              <m:r>
+                <m:rPr>
+                  <m:sty m:val="p"/>
+                </m:rPr>
+                <m:t>i</m:t>
+              </m:r>
+              <m:r>
+                <m:rPr>
+                  <m:sty m:val="p"/>
+                </m:rPr>
+                <m:t>s</m:t>
+              </m:r>
+              <m:r>
+                <m:rPr>
+                  <m:sty m:val="p"/>
+                </m:rPr>
+                <m:t>p</m:t>
+              </m:r>
+            </m:sup>
+          </m:sSubSup>
+          <m:r>
+            <m:rPr>
+              <m:sty m:val="p"/>
+            </m:rPr>
+            <m:t>=</m:t>
+          </m:r>
+          <m:sSub>
+            <m:e>
+              <m:bar>
+                <m:barPr>
+                  <m:pos m:val="bot"/>
+                </m:barPr>
+                <m:e>
+                  <m:r>
+                    <m:t>P</m:t>
+                  </m:r>
+                </m:e>
+              </m:bar>
+            </m:e>
+            <m:sub>
+              <m:r>
+                <m:t>G</m:t>
+              </m:r>
+              <m:r>
+                <m:rPr>
+                  <m:sty m:val="p"/>
+                </m:rPr>
+                <m:t>,</m:t>
+              </m:r>
+              <m:r>
+                <m:t>i</m:t>
+              </m:r>
+            </m:sub>
+          </m:sSub>
+          <m:r>
+            <m:rPr>
+              <m:sty m:val="p"/>
+            </m:rPr>
+            <m:t>,</m:t>
+          </m:r>
+          <m:r>
+            <m:t>  </m:t>
+          </m:r>
+          <m:sSubSup>
+            <m:e>
+              <m:bar>
+                <m:barPr>
+                  <m:pos m:val="top"/>
+                </m:barPr>
+                <m:e>
+                  <m:r>
+                    <m:t>P</m:t>
+                  </m:r>
+                </m:e>
+              </m:bar>
+            </m:e>
+            <m:sub>
+              <m:r>
+                <m:t>G</m:t>
+              </m:r>
+              <m:r>
+                <m:rPr>
+                  <m:sty m:val="p"/>
+                </m:rPr>
+                <m:t>,</m:t>
+              </m:r>
+              <m:r>
+                <m:t>i</m:t>
+              </m:r>
+            </m:sub>
+            <m:sup>
+              <m:r>
+                <m:rPr>
+                  <m:sty m:val="p"/>
+                </m:rPr>
+                <m:t>d</m:t>
+              </m:r>
+              <m:r>
+                <m:rPr>
+                  <m:sty m:val="p"/>
+                </m:rPr>
+                <m:t>i</m:t>
+              </m:r>
+              <m:r>
+                <m:rPr>
+                  <m:sty m:val="p"/>
+                </m:rPr>
+                <m:t>s</m:t>
+              </m:r>
+              <m:r>
+                <m:rPr>
+                  <m:sty m:val="p"/>
+                </m:rPr>
+                <m:t>p</m:t>
+              </m:r>
+            </m:sup>
+          </m:sSubSup>
+          <m:r>
+            <m:rPr>
+              <m:sty m:val="p"/>
+            </m:rPr>
+            <m:t>=</m:t>
+          </m:r>
+          <m:sSubSup>
+            <m:e>
+              <m:r>
+                <m:t>P</m:t>
+              </m:r>
+            </m:e>
+            <m:sub>
+              <m:r>
+                <m:t>G</m:t>
+              </m:r>
+              <m:r>
+                <m:rPr>
+                  <m:sty m:val="p"/>
+                </m:rPr>
+                <m:t>,</m:t>
+              </m:r>
+              <m:r>
+                <m:t>i</m:t>
+              </m:r>
+            </m:sub>
+            <m:sup>
+              <m:r>
+                <m:rPr>
+                  <m:sty m:val="p"/>
+                </m:rPr>
+                <m:t>max</m:t>
+              </m:r>
+            </m:sup>
+          </m:sSubSup>
           <m:d>
             <m:dPr>
               <m:begChr m:val="("/>
@@ -1666,14 +2516,16 @@
             </m:dPr>
             <m:e>
               <m:r>
-                <m:rPr>
-                  <m:nor/>
-                  <m:sty m:val="p"/>
-                </m:rPr>
-                <m:t>多时段爬坡</m:t>
+                <m:t>T</m:t>
               </m:r>
             </m:e>
           </m:d>
+          <m:r>
+            <m:rPr>
+              <m:sty m:val="p"/>
+            </m:rPr>
+            <m:t>.</m:t>
+          </m:r>
         </m:oMath>
       </m:oMathPara>
     </w:p>
@@ -1682,21 +2534,31 @@
         <w:pStyle w:val="FirstParagraph"/>
       </w:pPr>
       <w:r>
-        <w:t xml:space="preserve">当</w:t>
+        <w:t xml:space="preserve">在</w:t>
+      </w:r>
+      <w:r>
+        <w:rPr>
+          <w:bCs/>
+          <w:b/>
+        </w:rPr>
+        <w:t xml:space="preserve">故障后 OPF 遍历</w:t>
+      </w:r>
+      <w:r>
+        <w:t xml:space="preserve">中，以源-荷失衡基准 OPF 得到的机组出力作为</w:t>
       </w:r>
       <w:r>
         <w:t xml:space="preserve"> </w:t>
       </w:r>
       <m:oMath>
-        <m:sSub>
+        <m:sSubSup>
           <m:e>
             <m:r>
-              <m:t>u</m:t>
+              <m:t>P</m:t>
             </m:r>
           </m:e>
           <m:sub>
             <m:r>
-              <m:t>i</m:t>
+              <m:t>G</m:t>
             </m:r>
             <m:r>
               <m:rPr>
@@ -1705,133 +2567,18 @@
               <m:t>,</m:t>
             </m:r>
             <m:r>
-              <m:t>t</m:t>
+              <m:t>i</m:t>
             </m:r>
           </m:sub>
-        </m:sSub>
-        <m:r>
-          <m:rPr>
-            <m:sty m:val="p"/>
-          </m:rPr>
-          <m:t>=</m:t>
-        </m:r>
-        <m:r>
-          <m:t>0</m:t>
-        </m:r>
+          <m:sup>
+            <m:r>
+              <m:t>0</m:t>
+            </m:r>
+          </m:sup>
+        </m:sSubSup>
       </m:oMath>
       <w:r>
-        <w:t xml:space="preserve"> </w:t>
-      </w:r>
-      <w:r>
-        <w:t xml:space="preserve">时，</w:t>
-      </w:r>
-      <m:oMath>
-        <m:sSub>
-          <m:e>
-            <m:r>
-              <m:t>P</m:t>
-            </m:r>
-          </m:e>
-          <m:sub>
-            <m:r>
-              <m:t>G</m:t>
-            </m:r>
-            <m:r>
-              <m:rPr>
-                <m:sty m:val="p"/>
-              </m:rPr>
-              <m:t>,</m:t>
-            </m:r>
-            <m:r>
-              <m:t>i</m:t>
-            </m:r>
-            <m:r>
-              <m:rPr>
-                <m:sty m:val="p"/>
-              </m:rPr>
-              <m:t>,</m:t>
-            </m:r>
-            <m:r>
-              <m:t>t</m:t>
-            </m:r>
-          </m:sub>
-        </m:sSub>
-        <m:r>
-          <m:rPr>
-            <m:sty m:val="p"/>
-          </m:rPr>
-          <m:t>=</m:t>
-        </m:r>
-        <m:r>
-          <m:t>0</m:t>
-        </m:r>
-      </m:oMath>
-      <w:r>
-        <w:t xml:space="preserve">；当</w:t>
-      </w:r>
-      <w:r>
-        <w:t xml:space="preserve"> </w:t>
-      </w:r>
-      <m:oMath>
-        <m:sSub>
-          <m:e>
-            <m:r>
-              <m:t>u</m:t>
-            </m:r>
-          </m:e>
-          <m:sub>
-            <m:r>
-              <m:t>i</m:t>
-            </m:r>
-            <m:r>
-              <m:rPr>
-                <m:sty m:val="p"/>
-              </m:rPr>
-              <m:t>,</m:t>
-            </m:r>
-            <m:r>
-              <m:t>t</m:t>
-            </m:r>
-          </m:sub>
-        </m:sSub>
-        <m:r>
-          <m:rPr>
-            <m:sty m:val="p"/>
-          </m:rPr>
-          <m:t>=</m:t>
-        </m:r>
-        <m:r>
-          <m:t>1</m:t>
-        </m:r>
-      </m:oMath>
-      <w:r>
-        <w:t xml:space="preserve"> </w:t>
-      </w:r>
-      <w:r>
-        <w:t xml:space="preserve">时，机组出力被限制在最小技术出力与最大可用出力之间。本文算例为单时段快照，代码中将爬坡约束折算为开机状态下的调度区间，再由</w:t>
-      </w:r>
-      <w:r>
-        <w:t xml:space="preserve"> </w:t>
-      </w:r>
-      <m:oMath>
-        <m:sSub>
-          <m:e>
-            <m:r>
-              <m:t>u</m:t>
-            </m:r>
-          </m:e>
-          <m:sub>
-            <m:r>
-              <m:t>i</m:t>
-            </m:r>
-          </m:sub>
-        </m:sSub>
-      </m:oMath>
-      <w:r>
-        <w:t xml:space="preserve"> </w:t>
-      </w:r>
-      <w:r>
-        <w:t xml:space="preserve">控制火电机组开停。</w:t>
+        <w:t xml:space="preserve">，再施加上述爬坡约束。</w:t>
       </w:r>
     </w:p>
     <w:p>
